--- a/Blake_Report.docx
+++ b/Blake_Report.docx
@@ -2131,10 +2131,10 @@
           <w:noProof/>
         </w:rPr>
         <w:drawing>
-          <wp:inline distT="0" distB="0" distL="0" distR="0" wp14:anchorId="20122D24" wp14:editId="79963982">
-            <wp:extent cx="4356100" cy="1233170"/>
-            <wp:effectExtent l="0" t="0" r="6350" b="5080"/>
-            <wp:docPr id="593700891" name="Picture 1"/>
+          <wp:inline distT="0" distB="0" distL="0" distR="0" wp14:anchorId="49446E43" wp14:editId="095F44AA">
+            <wp:extent cx="4356100" cy="1216025"/>
+            <wp:effectExtent l="0" t="0" r="6350" b="3175"/>
+            <wp:docPr id="1013153430" name="Picture 1"/>
             <wp:cNvGraphicFramePr>
               <a:graphicFrameLocks xmlns:a="http://schemas.openxmlformats.org/drawingml/2006/main" noChangeAspect="1"/>
             </wp:cNvGraphicFramePr>
@@ -2163,7 +2163,7 @@
                   <pic:spPr bwMode="auto">
                     <a:xfrm>
                       <a:off x="0" y="0"/>
-                      <a:ext cx="4356100" cy="1233170"/>
+                      <a:ext cx="4356100" cy="1216025"/>
                     </a:xfrm>
                     <a:prstGeom prst="rect">
                       <a:avLst/>
@@ -6033,16 +6033,7 @@
           <w:sz w:val="20"/>
           <w:szCs w:val="20"/>
         </w:rPr>
-        <w:t>The</w:t>
-      </w:r>
-      <w:r>
-        <w:rPr>
-          <w:rFonts w:ascii="Calibri" w:hAnsi="Calibri" w:cs="Calibri"/>
-          <w:color w:val="000000" w:themeColor="text1"/>
-          <w:sz w:val="20"/>
-          <w:szCs w:val="20"/>
-        </w:rPr>
-        <w:t xml:space="preserve"> KNN model using numerical and categorical features was used in our project to measure how well product recommendation</w:t>
+        <w:t>The KNN model using numerical and categorical features was used in our project to measure how well product recommendation</w:t>
       </w:r>
       <w:r>
         <w:rPr>
@@ -6433,18 +6424,7 @@
           <w:sz w:val="16"/>
           <w:szCs w:val="16"/>
         </w:rPr>
-        <w:t>Recommended Produc</w:t>
-      </w:r>
-      <w:r>
-        <w:rPr>
-          <w:rFonts w:ascii="Calibri" w:hAnsi="Calibri" w:cs="Calibri"/>
-          <w:i/>
-          <w:iCs/>
-          <w:color w:val="156082" w:themeColor="accent1"/>
-          <w:sz w:val="16"/>
-          <w:szCs w:val="16"/>
-        </w:rPr>
-        <w:t>t</w:t>
+        <w:t>Recommended Product</w:t>
       </w:r>
       <w:r>
         <w:rPr>
@@ -7047,19 +7027,7 @@
         <w:rPr>
           <w:rFonts w:ascii="Calibri" w:hAnsi="Calibri" w:cs="Calibri"/>
         </w:rPr>
-        <w:t xml:space="preserve">figure is the initial product, and the right figure is the products recommended for it. In the recommendations list for “Sony God of War 2 (2007) Disc” we can see that </w:t>
-      </w:r>
-      <w:r>
-        <w:rPr>
-          <w:rFonts w:ascii="Calibri" w:hAnsi="Calibri" w:cs="Calibri"/>
-        </w:rPr>
-        <w:t>“Sony God of War 2 (2007) Disc”</w:t>
-      </w:r>
-      <w:r>
-        <w:rPr>
-          <w:rFonts w:ascii="Calibri" w:hAnsi="Calibri" w:cs="Calibri"/>
-        </w:rPr>
-        <w:t xml:space="preserve"> is a recommended product. This is an error that occurs due to all the products sharing the same category (Electronics), sub-category (Game Disc), and brand (Sony). Also, as shown in Figure </w:t>
+        <w:t xml:space="preserve">figure is the initial product, and the right figure is the products recommended for it. In the recommendations list for “Sony God of War 2 (2007) Disc” we can see that “Sony God of War 2 (2007) Disc” is a recommended product. This is an error that occurs due to all the products sharing the same category (Electronics), sub-category (Game Disc), and brand (Sony). Also, as shown in Figure </w:t>
       </w:r>
       <w:r>
         <w:rPr>
@@ -7140,38 +7108,14 @@
         <w:rPr>
           <w:rFonts w:ascii="Calibri" w:hAnsi="Calibri" w:cs="Calibri"/>
         </w:rPr>
-        <w:t xml:space="preserve">The KNN model using numerical and categorical data can be implemented effectively in a simple content-based recommendation system. The model performs well at grouping products with similar </w:t>
-      </w:r>
-      <w:r>
-        <w:rPr>
-          <w:rFonts w:ascii="Calibri" w:hAnsi="Calibri" w:cs="Calibri"/>
-        </w:rPr>
-        <w:t>categories</w:t>
-      </w:r>
-      <w:r>
-        <w:rPr>
-          <w:rFonts w:ascii="Calibri" w:hAnsi="Calibri" w:cs="Calibri"/>
-        </w:rPr>
-        <w:t xml:space="preserve">, sub-category, brand, and pricing </w:t>
+        <w:t xml:space="preserve">The KNN model using numerical and categorical data can be implemented effectively in a simple content-based recommendation system. The model performs well at grouping products with similar categories, sub-category, brand, and pricing </w:t>
       </w:r>
       <w:r>
         <w:rPr>
           <w:rFonts w:ascii="Calibri" w:hAnsi="Calibri" w:cs="Calibri"/>
         </w:rPr>
         <w:lastRenderedPageBreak/>
-        <w:t xml:space="preserve">information. However, there are issues that can occur like recommending the same product that is initially selected. Overall, this is a simple and interpretable approach to a product recommendation </w:t>
-      </w:r>
-      <w:r>
-        <w:rPr>
-          <w:rFonts w:ascii="Calibri" w:hAnsi="Calibri" w:cs="Calibri"/>
-        </w:rPr>
-        <w:t>system but</w:t>
-      </w:r>
-      <w:r>
-        <w:rPr>
-          <w:rFonts w:ascii="Calibri" w:hAnsi="Calibri" w:cs="Calibri"/>
-        </w:rPr>
-        <w:t xml:space="preserve"> including features like product descriptions significantly improves recommendations. </w:t>
+        <w:t xml:space="preserve">information. However, there are issues that can occur like recommending the same product that is initially selected. Overall, this is a simple and interpretable approach to a product recommendation system but including features like product descriptions significantly improves recommendations. </w:t>
       </w:r>
     </w:p>
     <w:p>
@@ -10606,15 +10550,6 @@
   </w:num>
   <w:num w:numId="28" w16cid:durableId="232929593">
     <w:abstractNumId w:val="13"/>
-    <w:lvlOverride w:ilvl="0"/>
-    <w:lvlOverride w:ilvl="1"/>
-    <w:lvlOverride w:ilvl="2"/>
-    <w:lvlOverride w:ilvl="3"/>
-    <w:lvlOverride w:ilvl="4"/>
-    <w:lvlOverride w:ilvl="5"/>
-    <w:lvlOverride w:ilvl="6"/>
-    <w:lvlOverride w:ilvl="7"/>
-    <w:lvlOverride w:ilvl="8"/>
   </w:num>
 </w:numbering>
 </file>
@@ -11230,6 +11165,7 @@
   <w:style w:type="character" w:default="1" w:styleId="DefaultParagraphFont">
     <w:name w:val="Default Paragraph Font"/>
     <w:uiPriority w:val="1"/>
+    <w:semiHidden/>
     <w:unhideWhenUsed/>
   </w:style>
   <w:style w:type="table" w:default="1" w:styleId="TableNormal">

--- a/Blake_Report.docx
+++ b/Blake_Report.docx
@@ -2131,10 +2131,10 @@
           <w:noProof/>
         </w:rPr>
         <w:drawing>
-          <wp:inline distT="0" distB="0" distL="0" distR="0" wp14:anchorId="49446E43" wp14:editId="095F44AA">
-            <wp:extent cx="4356100" cy="1216025"/>
-            <wp:effectExtent l="0" t="0" r="6350" b="3175"/>
-            <wp:docPr id="1013153430" name="Picture 1"/>
+          <wp:inline distT="0" distB="0" distL="0" distR="0" wp14:anchorId="5B7FEDDA" wp14:editId="5D739CA5">
+            <wp:extent cx="4356100" cy="1682115"/>
+            <wp:effectExtent l="0" t="0" r="6350" b="0"/>
+            <wp:docPr id="337993446" name="Picture 1"/>
             <wp:cNvGraphicFramePr>
               <a:graphicFrameLocks xmlns:a="http://schemas.openxmlformats.org/drawingml/2006/main" noChangeAspect="1"/>
             </wp:cNvGraphicFramePr>
@@ -2142,7 +2142,7 @@
               <a:graphicData uri="http://schemas.openxmlformats.org/drawingml/2006/picture">
                 <pic:pic xmlns:pic="http://schemas.openxmlformats.org/drawingml/2006/picture">
                   <pic:nvPicPr>
-                    <pic:cNvPr id="0" name="Picture 1"/>
+                    <pic:cNvPr id="0" name="Picture 4"/>
                     <pic:cNvPicPr>
                       <a:picLocks noChangeAspect="1" noChangeArrowheads="1"/>
                     </pic:cNvPicPr>
@@ -2163,7 +2163,7 @@
                   <pic:spPr bwMode="auto">
                     <a:xfrm>
                       <a:off x="0" y="0"/>
-                      <a:ext cx="4356100" cy="1216025"/>
+                      <a:ext cx="4356100" cy="1682115"/>
                     </a:xfrm>
                     <a:prstGeom prst="rect">
                       <a:avLst/>
@@ -2279,7 +2279,6 @@
           <w:rFonts w:ascii="Calibri" w:hAnsi="Calibri" w:cs="Calibri"/>
           <w:highlight w:val="green"/>
         </w:rPr>
-        <w:lastRenderedPageBreak/>
         <w:t>KNN with Text Features</w:t>
       </w:r>
     </w:p>
